--- a/html_css/06_CSS기초_박스모델/06_CSS기초_박스모델_교안.docx
+++ b/html_css/06_CSS기초_박스모델/06_CSS기초_박스모델_교안.docx
@@ -21573,7 +21573,7 @@
                 <w:sz w:val="19"/>
                 <w:szCs w:val="19"/>
               </w:rPr>
-              <w:t xml:space="preserve">히어로 영역 높이 (9장)</w:t>
+              <w:t xml:space="preserve">바닥에 붙는 footer (7장의 100vh)</w:t>
             </w:r>
           </w:p>
         </w:tc>
